--- a/Knowledge/3-Work knowledge/1-Software Engineering/1-Software Engineering Fundamentals/5-My Source/4-Networks Devices/3-Types of Modems/5-Dial-Up Modem.docx
+++ b/Knowledge/3-Work knowledge/1-Software Engineering/1-Software Engineering Fundamentals/5-My Source/4-Networks Devices/3-Types of Modems/5-Dial-Up Modem.docx
@@ -4,44 +4,28 @@
   <w:body>
     <w:p>
       <w:pPr>
-        <w:keepNext/>
-        <w:keepLines/>
-        <w:spacing w:before="400" w:after="120" w:line="276" w:lineRule="auto"/>
-        <w:outlineLvl w:val="0"/>
-        <w:rPr>
-          <w:rFonts w:ascii="Arial" w:eastAsia="Arial" w:hAnsi="Arial" w:cs="Arial"/>
-          <w:kern w:val="0"/>
-          <w:sz w:val="40"/>
-          <w:szCs w:val="40"/>
-          <w:lang w:val="en"/>
-          <w14:ligatures w14:val="none"/>
+        <w:pStyle w:val="Heading1"/>
+        <w:rPr>
+          <w:rFonts w:eastAsia="Arial"/>
+          <w:lang w:val="en"/>
         </w:rPr>
       </w:pPr>
       <w:bookmarkStart w:id="0" w:name="_oi41vt2fyp14" w:colFirst="0" w:colLast="0"/>
       <w:bookmarkEnd w:id="0"/>
       <w:r>
         <w:rPr>
-          <w:rFonts w:ascii="Arial" w:eastAsia="Arial" w:hAnsi="Arial" w:cs="Arial"/>
-          <w:kern w:val="0"/>
-          <w:sz w:val="40"/>
-          <w:szCs w:val="40"/>
-          <w:lang w:val="en"/>
-          <w14:ligatures w14:val="none"/>
+          <w:rFonts w:eastAsia="Arial"/>
+          <w:lang w:val="en"/>
         </w:rPr>
         <w:t>Dial-Up Modem</w:t>
       </w:r>
     </w:p>
     <w:p>
       <w:pPr>
-        <w:spacing w:before="280" w:after="120" w:line="276" w:lineRule="auto"/>
-        <w:outlineLvl w:val="1"/>
-        <w:rPr>
-          <w:rFonts w:ascii="Arial" w:eastAsia="Arial" w:hAnsi="Arial" w:cs="Arial"/>
-          <w:kern w:val="0"/>
-          <w:sz w:val="32"/>
-          <w:szCs w:val="32"/>
-          <w:lang w:val="en"/>
-          <w14:ligatures w14:val="none"/>
+        <w:pStyle w:val="Heading2"/>
+        <w:rPr>
+          <w:rFonts w:eastAsia="Arial"/>
+          <w:lang w:val="en"/>
         </w:rPr>
       </w:pPr>
       <w:bookmarkStart w:id="1" w:name="_x7grpwz6qh6y" w:colFirst="0" w:colLast="0"/>
@@ -49,22 +33,14 @@
       <w:r>
         <w:rPr>
           <w:rFonts w:ascii="Segoe UI Emoji" w:eastAsia="Arial" w:hAnsi="Segoe UI Emoji" w:cs="Segoe UI Emoji"/>
-          <w:kern w:val="0"/>
-          <w:sz w:val="32"/>
-          <w:szCs w:val="32"/>
-          <w:lang w:val="en"/>
-          <w14:ligatures w14:val="none"/>
+          <w:lang w:val="en"/>
         </w:rPr>
         <w:t>☎️</w:t>
       </w:r>
       <w:r>
         <w:rPr>
-          <w:rFonts w:ascii="Arial" w:eastAsia="Arial" w:hAnsi="Arial" w:cs="Arial"/>
-          <w:kern w:val="0"/>
-          <w:sz w:val="32"/>
-          <w:szCs w:val="32"/>
-          <w:lang w:val="en"/>
-          <w14:ligatures w14:val="none"/>
+          <w:rFonts w:eastAsia="Arial"/>
+          <w:lang w:val="en"/>
         </w:rPr>
         <w:t xml:space="preserve"> What is a Dial-Up Modem?</w:t>
       </w:r>
@@ -106,6 +82,7 @@
         </w:rPr>
         <w:t xml:space="preserve">: </w:t>
       </w:r>
+      <w:proofErr w:type="spellStart"/>
       <w:r>
         <w:rPr>
           <w:rFonts w:ascii="Arial" w:eastAsia="Arial" w:hAnsi="Arial" w:cs="Arial"/>
@@ -117,7 +94,21 @@
           <w:lang w:val="en"/>
           <w14:ligatures w14:val="none"/>
         </w:rPr>
-        <w:t>Chatgpt (GPT</w:t>
+        <w:t>Chatgpt</w:t>
+      </w:r>
+      <w:proofErr w:type="spellEnd"/>
+      <w:r>
+        <w:rPr>
+          <w:rFonts w:ascii="Arial" w:eastAsia="Arial" w:hAnsi="Arial" w:cs="Arial"/>
+          <w:b/>
+          <w:kern w:val="0"/>
+          <w:sz w:val="22"/>
+          <w:szCs w:val="22"/>
+          <w:highlight w:val="darkGray"/>
+          <w:lang w:val="en"/>
+          <w14:ligatures w14:val="none"/>
+        </w:rPr>
+        <w:t xml:space="preserve"> (GPT</w:t>
       </w:r>
       <w:r>
         <w:rPr>
@@ -329,15 +320,10 @@
     </w:p>
     <w:p>
       <w:pPr>
-        <w:spacing w:before="280" w:after="120" w:line="276" w:lineRule="auto"/>
-        <w:outlineLvl w:val="1"/>
-        <w:rPr>
-          <w:rFonts w:ascii="Arial" w:eastAsia="Arial" w:hAnsi="Arial" w:cs="Arial"/>
-          <w:kern w:val="0"/>
-          <w:sz w:val="32"/>
-          <w:szCs w:val="32"/>
-          <w:lang w:val="en"/>
-          <w14:ligatures w14:val="none"/>
+        <w:pStyle w:val="Heading2"/>
+        <w:rPr>
+          <w:rFonts w:eastAsia="Arial"/>
+          <w:lang w:val="en"/>
         </w:rPr>
       </w:pPr>
       <w:bookmarkStart w:id="2" w:name="_uqlojoj76wpg" w:colFirst="0" w:colLast="0"/>
@@ -345,22 +331,14 @@
       <w:r>
         <w:rPr>
           <w:rFonts w:ascii="Segoe UI Emoji" w:eastAsia="Arial" w:hAnsi="Segoe UI Emoji" w:cs="Segoe UI Emoji"/>
-          <w:kern w:val="0"/>
-          <w:sz w:val="32"/>
-          <w:szCs w:val="32"/>
-          <w:lang w:val="en"/>
-          <w14:ligatures w14:val="none"/>
+          <w:lang w:val="en"/>
         </w:rPr>
         <w:t>🔄</w:t>
       </w:r>
       <w:r>
         <w:rPr>
-          <w:rFonts w:ascii="Arial" w:eastAsia="Arial" w:hAnsi="Arial" w:cs="Arial"/>
-          <w:kern w:val="0"/>
-          <w:sz w:val="32"/>
-          <w:szCs w:val="32"/>
-          <w:lang w:val="en"/>
-          <w14:ligatures w14:val="none"/>
+          <w:rFonts w:eastAsia="Arial"/>
+          <w:lang w:val="en"/>
         </w:rPr>
         <w:t xml:space="preserve"> How It Works</w:t>
       </w:r>
@@ -402,6 +380,7 @@
         </w:rPr>
         <w:t xml:space="preserve">: </w:t>
       </w:r>
+      <w:proofErr w:type="spellStart"/>
       <w:r>
         <w:rPr>
           <w:rFonts w:ascii="Arial" w:eastAsia="Arial" w:hAnsi="Arial" w:cs="Arial"/>
@@ -413,7 +392,21 @@
           <w:lang w:val="en"/>
           <w14:ligatures w14:val="none"/>
         </w:rPr>
-        <w:t>Chatgpt (GPT</w:t>
+        <w:t>Chatgpt</w:t>
+      </w:r>
+      <w:proofErr w:type="spellEnd"/>
+      <w:r>
+        <w:rPr>
+          <w:rFonts w:ascii="Arial" w:eastAsia="Arial" w:hAnsi="Arial" w:cs="Arial"/>
+          <w:b/>
+          <w:kern w:val="0"/>
+          <w:sz w:val="22"/>
+          <w:szCs w:val="22"/>
+          <w:highlight w:val="darkGray"/>
+          <w:lang w:val="en"/>
+          <w14:ligatures w14:val="none"/>
+        </w:rPr>
+        <w:t xml:space="preserve"> (GPT</w:t>
       </w:r>
       <w:r>
         <w:rPr>
@@ -723,15 +716,10 @@
     </w:p>
     <w:p>
       <w:pPr>
-        <w:spacing w:before="280" w:after="120" w:line="276" w:lineRule="auto"/>
-        <w:outlineLvl w:val="1"/>
-        <w:rPr>
-          <w:rFonts w:ascii="Arial" w:eastAsia="Arial" w:hAnsi="Arial" w:cs="Arial"/>
-          <w:kern w:val="0"/>
-          <w:sz w:val="32"/>
-          <w:szCs w:val="32"/>
-          <w:lang w:val="en"/>
-          <w14:ligatures w14:val="none"/>
+        <w:pStyle w:val="Heading2"/>
+        <w:rPr>
+          <w:rFonts w:eastAsia="Arial"/>
+          <w:lang w:val="en"/>
         </w:rPr>
       </w:pPr>
       <w:bookmarkStart w:id="3" w:name="_s6wwernwpkye" w:colFirst="0" w:colLast="0"/>
@@ -739,22 +727,14 @@
       <w:r>
         <w:rPr>
           <w:rFonts w:ascii="Segoe UI Emoji" w:eastAsia="Arial" w:hAnsi="Segoe UI Emoji" w:cs="Segoe UI Emoji"/>
-          <w:kern w:val="0"/>
-          <w:sz w:val="32"/>
-          <w:szCs w:val="32"/>
-          <w:lang w:val="en"/>
-          <w14:ligatures w14:val="none"/>
+          <w:lang w:val="en"/>
         </w:rPr>
         <w:t>🖥️</w:t>
       </w:r>
       <w:r>
         <w:rPr>
-          <w:rFonts w:ascii="Arial" w:eastAsia="Arial" w:hAnsi="Arial" w:cs="Arial"/>
-          <w:kern w:val="0"/>
-          <w:sz w:val="32"/>
-          <w:szCs w:val="32"/>
-          <w:lang w:val="en"/>
-          <w14:ligatures w14:val="none"/>
+          <w:rFonts w:eastAsia="Arial"/>
+          <w:lang w:val="en"/>
         </w:rPr>
         <w:t xml:space="preserve"> Example Setup</w:t>
       </w:r>
@@ -799,6 +779,7 @@
         </w:rPr>
         <w:t xml:space="preserve">: </w:t>
       </w:r>
+      <w:proofErr w:type="spellStart"/>
       <w:r>
         <w:rPr>
           <w:rFonts w:ascii="Arial" w:eastAsia="Arial" w:hAnsi="Arial" w:cs="Arial"/>
@@ -810,7 +791,21 @@
           <w:lang w:val="en"/>
           <w14:ligatures w14:val="none"/>
         </w:rPr>
-        <w:t>Chatgpt (GPT</w:t>
+        <w:t>Chatgpt</w:t>
+      </w:r>
+      <w:proofErr w:type="spellEnd"/>
+      <w:r>
+        <w:rPr>
+          <w:rFonts w:ascii="Arial" w:eastAsia="Arial" w:hAnsi="Arial" w:cs="Arial"/>
+          <w:b/>
+          <w:kern w:val="0"/>
+          <w:sz w:val="22"/>
+          <w:szCs w:val="22"/>
+          <w:highlight w:val="darkGray"/>
+          <w:lang w:val="en"/>
+          <w14:ligatures w14:val="none"/>
+        </w:rPr>
+        <w:t xml:space="preserve"> (GPT</w:t>
       </w:r>
       <w:r>
         <w:rPr>
@@ -918,6 +913,7 @@
           <w:lang w:val="en"/>
           <w14:ligatures w14:val="none"/>
         </w:rPr>
+        <w:lastRenderedPageBreak/>
         <w:t xml:space="preserve">[PC] </w:t>
       </w:r>
       <w:r>
@@ -938,7 +934,18 @@
           <w:lang w:val="en"/>
           <w14:ligatures w14:val="none"/>
         </w:rPr>
-        <w:t>(Serial/USB)</w:t>
+        <w:t>(Serial/</w:t>
+      </w:r>
+      <w:proofErr w:type="gramStart"/>
+      <w:r>
+        <w:rPr>
+          <w:rFonts w:ascii="Roboto Mono" w:eastAsia="Roboto Mono" w:hAnsi="Roboto Mono" w:cs="Arial Unicode MS"/>
+          <w:kern w:val="0"/>
+          <w:szCs w:val="22"/>
+          <w:lang w:val="en"/>
+          <w14:ligatures w14:val="none"/>
+        </w:rPr>
+        <w:t>USB)</w:t>
       </w:r>
       <w:r>
         <w:rPr>
@@ -950,6 +957,7 @@
         </w:rPr>
         <w:t>→</w:t>
       </w:r>
+      <w:proofErr w:type="gramEnd"/>
       <w:r>
         <w:rPr>
           <w:rFonts w:ascii="Roboto Mono" w:eastAsia="Roboto Mono" w:hAnsi="Roboto Mono" w:cs="Arial Unicode MS"/>
@@ -978,7 +986,18 @@
           <w:lang w:val="en"/>
           <w14:ligatures w14:val="none"/>
         </w:rPr>
-        <w:t>(RJ-11)</w:t>
+        <w:t>(RJ-</w:t>
+      </w:r>
+      <w:proofErr w:type="gramStart"/>
+      <w:r>
+        <w:rPr>
+          <w:rFonts w:ascii="Roboto Mono" w:eastAsia="Roboto Mono" w:hAnsi="Roboto Mono" w:cs="Arial Unicode MS"/>
+          <w:kern w:val="0"/>
+          <w:szCs w:val="22"/>
+          <w:lang w:val="en"/>
+          <w14:ligatures w14:val="none"/>
+        </w:rPr>
+        <w:t>11)</w:t>
       </w:r>
       <w:r>
         <w:rPr>
@@ -990,6 +1009,7 @@
         </w:rPr>
         <w:t>→</w:t>
       </w:r>
+      <w:proofErr w:type="gramEnd"/>
       <w:r>
         <w:rPr>
           <w:rFonts w:ascii="Roboto Mono" w:eastAsia="Roboto Mono" w:hAnsi="Roboto Mono" w:cs="Arial Unicode MS"/>
@@ -1120,15 +1140,10 @@
     </w:p>
     <w:p>
       <w:pPr>
-        <w:spacing w:before="280" w:after="120" w:line="276" w:lineRule="auto"/>
-        <w:outlineLvl w:val="1"/>
-        <w:rPr>
-          <w:rFonts w:ascii="Arial" w:eastAsia="Arial" w:hAnsi="Arial" w:cs="Arial"/>
-          <w:kern w:val="0"/>
-          <w:sz w:val="32"/>
-          <w:szCs w:val="32"/>
-          <w:lang w:val="en"/>
-          <w14:ligatures w14:val="none"/>
+        <w:pStyle w:val="Heading2"/>
+        <w:rPr>
+          <w:rFonts w:eastAsia="Arial"/>
+          <w:lang w:val="en"/>
         </w:rPr>
       </w:pPr>
       <w:bookmarkStart w:id="4" w:name="_42vcyymuglxk" w:colFirst="0" w:colLast="0"/>
@@ -1136,22 +1151,14 @@
       <w:r>
         <w:rPr>
           <w:rFonts w:ascii="Segoe UI Emoji" w:eastAsia="Arial" w:hAnsi="Segoe UI Emoji" w:cs="Segoe UI Emoji"/>
-          <w:kern w:val="0"/>
-          <w:sz w:val="32"/>
-          <w:szCs w:val="32"/>
-          <w:lang w:val="en"/>
-          <w14:ligatures w14:val="none"/>
+          <w:lang w:val="en"/>
         </w:rPr>
         <w:t>🔧</w:t>
       </w:r>
       <w:r>
         <w:rPr>
-          <w:rFonts w:ascii="Arial" w:eastAsia="Arial" w:hAnsi="Arial" w:cs="Arial"/>
-          <w:kern w:val="0"/>
-          <w:sz w:val="32"/>
-          <w:szCs w:val="32"/>
-          <w:lang w:val="en"/>
-          <w14:ligatures w14:val="none"/>
+          <w:rFonts w:eastAsia="Arial"/>
+          <w:lang w:val="en"/>
         </w:rPr>
         <w:t xml:space="preserve"> Key Features</w:t>
       </w:r>
@@ -1196,6 +1203,7 @@
         </w:rPr>
         <w:t xml:space="preserve">: </w:t>
       </w:r>
+      <w:proofErr w:type="spellStart"/>
       <w:r>
         <w:rPr>
           <w:rFonts w:ascii="Arial" w:eastAsia="Arial" w:hAnsi="Arial" w:cs="Arial"/>
@@ -1207,7 +1215,21 @@
           <w:lang w:val="en"/>
           <w14:ligatures w14:val="none"/>
         </w:rPr>
-        <w:t>Chatgpt (GPT</w:t>
+        <w:t>Chatgpt</w:t>
+      </w:r>
+      <w:proofErr w:type="spellEnd"/>
+      <w:r>
+        <w:rPr>
+          <w:rFonts w:ascii="Arial" w:eastAsia="Arial" w:hAnsi="Arial" w:cs="Arial"/>
+          <w:b/>
+          <w:kern w:val="0"/>
+          <w:sz w:val="22"/>
+          <w:szCs w:val="22"/>
+          <w:highlight w:val="darkGray"/>
+          <w:lang w:val="en"/>
+          <w14:ligatures w14:val="none"/>
+        </w:rPr>
+        <w:t xml:space="preserve"> (GPT</w:t>
       </w:r>
       <w:r>
         <w:rPr>
@@ -1902,15 +1924,10 @@
     </w:p>
     <w:p>
       <w:pPr>
-        <w:spacing w:before="280" w:after="120" w:line="276" w:lineRule="auto"/>
-        <w:outlineLvl w:val="1"/>
-        <w:rPr>
-          <w:rFonts w:ascii="Arial" w:eastAsia="Arial" w:hAnsi="Arial" w:cs="Arial"/>
-          <w:kern w:val="0"/>
-          <w:sz w:val="32"/>
-          <w:szCs w:val="32"/>
-          <w:lang w:val="en"/>
-          <w14:ligatures w14:val="none"/>
+        <w:pStyle w:val="Heading2"/>
+        <w:rPr>
+          <w:rFonts w:eastAsia="Arial"/>
+          <w:lang w:val="en"/>
         </w:rPr>
       </w:pPr>
       <w:bookmarkStart w:id="5" w:name="_ylyknfnami54" w:colFirst="0" w:colLast="0"/>
@@ -1918,22 +1935,15 @@
       <w:r>
         <w:rPr>
           <w:rFonts w:ascii="Segoe UI Emoji" w:eastAsia="Arial" w:hAnsi="Segoe UI Emoji" w:cs="Segoe UI Emoji"/>
-          <w:kern w:val="0"/>
-          <w:sz w:val="32"/>
-          <w:szCs w:val="32"/>
-          <w:lang w:val="en"/>
-          <w14:ligatures w14:val="none"/>
-        </w:rPr>
+          <w:lang w:val="en"/>
+        </w:rPr>
+        <w:lastRenderedPageBreak/>
         <w:t>🆚</w:t>
       </w:r>
       <w:r>
         <w:rPr>
-          <w:rFonts w:ascii="Arial" w:eastAsia="Arial" w:hAnsi="Arial" w:cs="Arial"/>
-          <w:kern w:val="0"/>
-          <w:sz w:val="32"/>
-          <w:szCs w:val="32"/>
-          <w:lang w:val="en"/>
-          <w14:ligatures w14:val="none"/>
+          <w:rFonts w:eastAsia="Arial"/>
+          <w:lang w:val="en"/>
         </w:rPr>
         <w:t xml:space="preserve"> Dial-Up vs Modern Internet</w:t>
       </w:r>
@@ -1978,6 +1988,7 @@
         </w:rPr>
         <w:t xml:space="preserve">: </w:t>
       </w:r>
+      <w:proofErr w:type="spellStart"/>
       <w:r>
         <w:rPr>
           <w:rFonts w:ascii="Arial" w:eastAsia="Arial" w:hAnsi="Arial" w:cs="Arial"/>
@@ -1989,7 +2000,21 @@
           <w:lang w:val="en"/>
           <w14:ligatures w14:val="none"/>
         </w:rPr>
-        <w:t>Chatgpt (GPT</w:t>
+        <w:t>Chatgpt</w:t>
+      </w:r>
+      <w:proofErr w:type="spellEnd"/>
+      <w:r>
+        <w:rPr>
+          <w:rFonts w:ascii="Arial" w:eastAsia="Arial" w:hAnsi="Arial" w:cs="Arial"/>
+          <w:b/>
+          <w:kern w:val="0"/>
+          <w:sz w:val="22"/>
+          <w:szCs w:val="22"/>
+          <w:highlight w:val="darkGray"/>
+          <w:lang w:val="en"/>
+          <w14:ligatures w14:val="none"/>
+        </w:rPr>
+        <w:t xml:space="preserve"> (GPT</w:t>
       </w:r>
       <w:r>
         <w:rPr>
@@ -2926,15 +2951,10 @@
     </w:p>
     <w:p>
       <w:pPr>
-        <w:spacing w:before="280" w:after="120" w:line="276" w:lineRule="auto"/>
-        <w:outlineLvl w:val="1"/>
-        <w:rPr>
-          <w:rFonts w:ascii="Arial" w:eastAsia="Arial" w:hAnsi="Arial" w:cs="Arial"/>
-          <w:kern w:val="0"/>
-          <w:sz w:val="32"/>
-          <w:szCs w:val="32"/>
-          <w:lang w:val="en"/>
-          <w14:ligatures w14:val="none"/>
+        <w:pStyle w:val="Heading2"/>
+        <w:rPr>
+          <w:rFonts w:ascii="Arial" w:eastAsia="Arial" w:hAnsi="Arial" w:cs="Arial"/>
+          <w:lang w:val="en"/>
         </w:rPr>
       </w:pPr>
       <w:bookmarkStart w:id="6" w:name="_8je148978vhv" w:colFirst="0" w:colLast="0"/>
@@ -2942,22 +2962,14 @@
       <w:r>
         <w:rPr>
           <w:rFonts w:ascii="Segoe UI Emoji" w:eastAsia="Arial Unicode MS" w:hAnsi="Segoe UI Emoji" w:cs="Segoe UI Emoji"/>
-          <w:kern w:val="0"/>
-          <w:sz w:val="32"/>
-          <w:szCs w:val="32"/>
-          <w:lang w:val="en"/>
-          <w14:ligatures w14:val="none"/>
+          <w:lang w:val="en"/>
         </w:rPr>
         <w:t>✅</w:t>
       </w:r>
       <w:r>
         <w:rPr>
-          <w:rFonts w:ascii="Arial Unicode MS" w:eastAsia="Arial Unicode MS" w:hAnsi="Arial Unicode MS" w:cs="Arial Unicode MS"/>
-          <w:kern w:val="0"/>
-          <w:sz w:val="32"/>
-          <w:szCs w:val="32"/>
-          <w:lang w:val="en"/>
-          <w14:ligatures w14:val="none"/>
+          <w:rFonts w:eastAsia="Arial Unicode MS"/>
+          <w:lang w:val="en"/>
         </w:rPr>
         <w:t xml:space="preserve"> Pros (in its time)</w:t>
       </w:r>
@@ -2999,6 +3011,7 @@
         </w:rPr>
         <w:t xml:space="preserve">: </w:t>
       </w:r>
+      <w:proofErr w:type="spellStart"/>
       <w:r>
         <w:rPr>
           <w:rFonts w:ascii="Arial" w:eastAsia="Arial" w:hAnsi="Arial" w:cs="Arial"/>
@@ -3010,7 +3023,21 @@
           <w:lang w:val="en"/>
           <w14:ligatures w14:val="none"/>
         </w:rPr>
-        <w:t>Chatgpt (GPT</w:t>
+        <w:t>Chatgpt</w:t>
+      </w:r>
+      <w:proofErr w:type="spellEnd"/>
+      <w:r>
+        <w:rPr>
+          <w:rFonts w:ascii="Arial" w:eastAsia="Arial" w:hAnsi="Arial" w:cs="Arial"/>
+          <w:b/>
+          <w:kern w:val="0"/>
+          <w:sz w:val="22"/>
+          <w:szCs w:val="22"/>
+          <w:highlight w:val="darkGray"/>
+          <w:lang w:val="en"/>
+          <w14:ligatures w14:val="none"/>
+        </w:rPr>
+        <w:t xml:space="preserve"> (GPT</w:t>
       </w:r>
       <w:r>
         <w:rPr>
@@ -3170,6 +3197,7 @@
           <w:lang w:val="en"/>
           <w14:ligatures w14:val="none"/>
         </w:rPr>
+        <w:lastRenderedPageBreak/>
         <w:pict w14:anchorId="21CBE735">
           <v:rect id="_x0000_i1030" style="width:0;height:1.5pt" o:hralign="center" o:hrstd="t" o:hr="t" fillcolor="#a0a0a0" stroked="f"/>
         </w:pict>
@@ -3177,15 +3205,10 @@
     </w:p>
     <w:p>
       <w:pPr>
-        <w:spacing w:before="280" w:after="120" w:line="276" w:lineRule="auto"/>
-        <w:outlineLvl w:val="1"/>
-        <w:rPr>
-          <w:rFonts w:ascii="Arial" w:eastAsia="Arial" w:hAnsi="Arial" w:cs="Arial"/>
-          <w:kern w:val="0"/>
-          <w:sz w:val="32"/>
-          <w:szCs w:val="32"/>
-          <w:lang w:val="en"/>
-          <w14:ligatures w14:val="none"/>
+        <w:pStyle w:val="Heading2"/>
+        <w:rPr>
+          <w:rFonts w:ascii="Arial" w:eastAsia="Arial" w:hAnsi="Arial" w:cs="Arial"/>
+          <w:lang w:val="en"/>
         </w:rPr>
       </w:pPr>
       <w:bookmarkStart w:id="7" w:name="_l46at4348ps3" w:colFirst="0" w:colLast="0"/>
@@ -3193,22 +3216,14 @@
       <w:r>
         <w:rPr>
           <w:rFonts w:ascii="Segoe UI Emoji" w:eastAsia="Arial Unicode MS" w:hAnsi="Segoe UI Emoji" w:cs="Segoe UI Emoji"/>
-          <w:kern w:val="0"/>
-          <w:sz w:val="32"/>
-          <w:szCs w:val="32"/>
-          <w:lang w:val="en"/>
-          <w14:ligatures w14:val="none"/>
+          <w:lang w:val="en"/>
         </w:rPr>
         <w:t>❌</w:t>
       </w:r>
       <w:r>
         <w:rPr>
-          <w:rFonts w:ascii="Arial Unicode MS" w:eastAsia="Arial Unicode MS" w:hAnsi="Arial Unicode MS" w:cs="Arial Unicode MS"/>
-          <w:kern w:val="0"/>
-          <w:sz w:val="32"/>
-          <w:szCs w:val="32"/>
-          <w:lang w:val="en"/>
-          <w14:ligatures w14:val="none"/>
+          <w:rFonts w:eastAsia="Arial Unicode MS"/>
+          <w:lang w:val="en"/>
         </w:rPr>
         <w:t xml:space="preserve"> Cons</w:t>
       </w:r>
@@ -3250,6 +3265,7 @@
         </w:rPr>
         <w:t xml:space="preserve">: </w:t>
       </w:r>
+      <w:proofErr w:type="spellStart"/>
       <w:r>
         <w:rPr>
           <w:rFonts w:ascii="Arial" w:eastAsia="Arial" w:hAnsi="Arial" w:cs="Arial"/>
@@ -3261,7 +3277,21 @@
           <w:lang w:val="en"/>
           <w14:ligatures w14:val="none"/>
         </w:rPr>
-        <w:t>Chatgpt (GPT</w:t>
+        <w:t>Chatgpt</w:t>
+      </w:r>
+      <w:proofErr w:type="spellEnd"/>
+      <w:r>
+        <w:rPr>
+          <w:rFonts w:ascii="Arial" w:eastAsia="Arial" w:hAnsi="Arial" w:cs="Arial"/>
+          <w:b/>
+          <w:kern w:val="0"/>
+          <w:sz w:val="22"/>
+          <w:szCs w:val="22"/>
+          <w:highlight w:val="darkGray"/>
+          <w:lang w:val="en"/>
+          <w14:ligatures w14:val="none"/>
+        </w:rPr>
+        <w:t xml:space="preserve"> (GPT</w:t>
       </w:r>
       <w:r>
         <w:rPr>
@@ -3593,15 +3623,10 @@
     </w:p>
     <w:p>
       <w:pPr>
-        <w:spacing w:before="280" w:after="120" w:line="276" w:lineRule="auto"/>
-        <w:outlineLvl w:val="1"/>
-        <w:rPr>
-          <w:rFonts w:ascii="Arial" w:eastAsia="Arial" w:hAnsi="Arial" w:cs="Arial"/>
-          <w:kern w:val="0"/>
-          <w:sz w:val="32"/>
-          <w:szCs w:val="32"/>
-          <w:lang w:val="en"/>
-          <w14:ligatures w14:val="none"/>
+        <w:pStyle w:val="Heading2"/>
+        <w:rPr>
+          <w:rFonts w:eastAsia="Arial"/>
+          <w:lang w:val="en"/>
         </w:rPr>
       </w:pPr>
       <w:bookmarkStart w:id="8" w:name="_ylt43pwa5wzl" w:colFirst="0" w:colLast="0"/>
@@ -3609,22 +3634,14 @@
       <w:r>
         <w:rPr>
           <w:rFonts w:ascii="Segoe UI Emoji" w:eastAsia="Arial" w:hAnsi="Segoe UI Emoji" w:cs="Segoe UI Emoji"/>
-          <w:kern w:val="0"/>
-          <w:sz w:val="32"/>
-          <w:szCs w:val="32"/>
-          <w:lang w:val="en"/>
-          <w14:ligatures w14:val="none"/>
+          <w:lang w:val="en"/>
         </w:rPr>
         <w:t>📦</w:t>
       </w:r>
       <w:r>
         <w:rPr>
-          <w:rFonts w:ascii="Arial" w:eastAsia="Arial" w:hAnsi="Arial" w:cs="Arial"/>
-          <w:kern w:val="0"/>
-          <w:sz w:val="32"/>
-          <w:szCs w:val="32"/>
-          <w:lang w:val="en"/>
-          <w14:ligatures w14:val="none"/>
+          <w:rFonts w:eastAsia="Arial"/>
+          <w:lang w:val="en"/>
         </w:rPr>
         <w:t xml:space="preserve"> Fun Fact</w:t>
       </w:r>
@@ -3666,6 +3683,7 @@
         </w:rPr>
         <w:t xml:space="preserve">: </w:t>
       </w:r>
+      <w:proofErr w:type="spellStart"/>
       <w:r>
         <w:rPr>
           <w:rFonts w:ascii="Arial" w:eastAsia="Arial" w:hAnsi="Arial" w:cs="Arial"/>
@@ -3677,7 +3695,21 @@
           <w:lang w:val="en"/>
           <w14:ligatures w14:val="none"/>
         </w:rPr>
-        <w:t>Chatgpt (GPT</w:t>
+        <w:t>Chatgpt</w:t>
+      </w:r>
+      <w:proofErr w:type="spellEnd"/>
+      <w:r>
+        <w:rPr>
+          <w:rFonts w:ascii="Arial" w:eastAsia="Arial" w:hAnsi="Arial" w:cs="Arial"/>
+          <w:b/>
+          <w:kern w:val="0"/>
+          <w:sz w:val="22"/>
+          <w:szCs w:val="22"/>
+          <w:highlight w:val="darkGray"/>
+          <w:lang w:val="en"/>
+          <w14:ligatures w14:val="none"/>
+        </w:rPr>
+        <w:t xml:space="preserve"> (GPT</w:t>
       </w:r>
       <w:r>
         <w:rPr>
@@ -4931,7 +4963,6 @@
     <w:next w:val="Normal"/>
     <w:link w:val="Heading2Char"/>
     <w:uiPriority w:val="9"/>
-    <w:semiHidden/>
     <w:unhideWhenUsed/>
     <w:qFormat/>
     <w:rsid w:val="00FE1F54"/>
@@ -5148,7 +5179,6 @@
     <w:basedOn w:val="DefaultParagraphFont"/>
     <w:link w:val="Heading2"/>
     <w:uiPriority w:val="9"/>
-    <w:semiHidden/>
     <w:rsid w:val="00FE1F54"/>
     <w:rPr>
       <w:rFonts w:asciiTheme="majorHAnsi" w:eastAsiaTheme="majorEastAsia" w:hAnsiTheme="majorHAnsi" w:cstheme="majorBidi"/>
